--- a/fra/docx/04.content.docx
+++ b/fra/docx/04.content.docx
@@ -136,13 +136,6 @@
         <w:rPr>
           <w:lang w:val="fr_FR" w:bidi="fr_FR"/>
         </w:rPr>
-      </w:r>
-      <w:r>
-        <w:rPr>
-          <w:i/>
-          <w:lang w:val="fr_FR" w:bidi="fr_FR"/>
-        </w:rPr>
-        <w:t>Nombres 1.1–3, Nombres 1.4, Nombres 1.18, Nombres 1.46, Nombres 1.47, Nombres 1.50, Nombres 1.51, Nombres 1.52, Nombres 1.53, Nombres 1.54, Nombres 2.1–2, Nombres 2.3–4, Nombres 2.5–6, Nombres 2.7–8, Nombres 2.9, Nombres 2.10–11, Nombres 2.12–13, Nombres 2.14–15, Nombres 2.16, Nombres 2.24, Nombres 2.24 (#2), Nombres 2.25, Nombres 2.32–33, Nombres 2.34, Nombres 3.1, Nombres 3.2, Nombres 3.4, Nombres 3.4 (#2), Nombres 3.6, Nombres 3.7–8, Nombres 3.9–10, Nombres 3.11–13, Nombres 3.13, Nombres 3.15–16, Nombres 3.17, Nombres 3.23, Nombres 3.24, Nombres 3.25–26, Nombres 3.31, Nombres 3.32, Nombres 3.35, Nombres 3.36–37, Nombres 3.38, Nombres 3.38 (#2), Nombres 3.39, Nombres 3.41, Nombres 3.43, Nombres 3.45, Nombres 3.46, Nombres 3.51, Nombres 3.51 (#2), Nombres 4.1–3, Nombres 4.4, Nombres 4.5–6, Nombres 4.7, Nombres 4.7 (#2), Nombres 4.9–10, Nombres 4.11, Nombres 4.11 (#2), Nombres 4.12, Nombres 4.13, Nombres 4.14, Nombres 4.14 (#2), Nombres 4.15, Nombres 4.16, Nombres 4.18–19, Nombres 4.20, Nombres 4.20 (#2), Nombres 4.22–23, Nombres 4.24–26, Nombres 4.27–28, Nombres 4.31–32, Nombres 4.34–35, Nombres 4.41, Nombres 4.42–44, Nombres 4.47, Nombres 4.49, Nombres 5.2–3, Nombres 5.7, Nombres 5.8–10, Nombres 5.15, Nombres 5.16–17, Nombres 5.18–19, Nombres 5.22, Nombres 5.24, Nombres 5.25–26, Nombres 5.26, Nombres 5.27, Nombres 5.28, Nombres 5.29–30, Nombres 6.2, Nombres 6.3–4, Nombres 6.5, Nombres 6.6, Nombres 6.8, Nombres 6.9, Nombres 6.10–11, Nombres 6.11, Nombres 6.12, Nombres 6.14–15, Nombres 6.16–17, Nombres 6.18, Nombres 6.19–20, Nombres 6.20, Nombres 6.20 (#2), Nombres 6.25–26, Nombres 7.1, Nombres 7.3, Nombres 7.5, Nombres 7.7, Nombres 7.8, Nombres 7.9, Nombres 7.10, Nombres 7.12, Nombres 7.18, Nombres 7.24, Nombres 7.30, Nombres 7.36, Nombres 7.42, Nombres 7.54, Nombres 7.60, Nombres 7.60 (#2), Nombres 7.60 (#3), Nombres 7.66, Nombres 7.89, Nombres 8.2, Nombres 8.4, Nombres 8.5, Nombres 8.7, Nombres 8.8, Nombres 8.10, Nombres 8.11, Nombres 8.12, Nombres 8.12 (#2), Nombres 8.14–15, Nombres 8.17, Nombres 8.19, Nombres 8.20, Nombres 8.24, Nombres 8.26, Nombres 9.1, Nombres 9.1 (#2), Nombres 9.3, Nombres 9.7, Nombres 9.10, Nombres 9.11, Nombres 9.11–12, Nombres 9.13, Nombres 9.14, Nombres 9.15–16, Nombres 9.17, Nombres 9.19, Nombres 9.20–21, Nombres 9.22, Nombres 9.23, Nombres 10.2, Nombres 10.3, Nombres 10.4, Nombres 10.5, Nombres 10.6, Nombres 10.7, Nombres 10.8, Nombres 10.9, Nombres 10.10, Nombres 10.11, Nombres 10.12, Nombres 10.14, Nombres 10.17, Nombres 10.21, Nombres 10.22, Nombres 10.25, Nombres 10.29, Nombres 10.29 (#2), Nombres 10.30, Nombres 10.31, Nombres 10.33–34, Nombres 10.35, Nombres 10.36, Nombres 11.1, Nombres 11.2, Nombres 11.4, Nombres 11.8, Nombres 11.9, Nombres 11.11, Nombres 11.13, Nombres 11.16, Nombres 11.17, Nombres 11.18, Nombres 11.20, Nombres 11.23, Nombres 11.25, Nombres 11.26, Nombres 11.28, Nombres 11.31, Nombres 11.32, Nombres 11.33, Nombres 12.1, Nombres 12.3, Nombres 12.4, Nombres 12.5, Nombres 12.6, Nombres 12.8, Nombres 12.9, Nombres 12.10, Nombres 12.11, Nombres 12.12, Nombres 12.14, Nombres 12.15, Nombres 13.2, Nombres 13.2 (#2), Nombres 13.16, Nombres 13.18, Nombres 13.19, Nombres 13.20, Nombres 13.23, Nombres 13.23 (#2), Nombres 13.25, Nombres 13.26, Nombres 13.28, Nombres 13.28 (#2), Nombres 13.30, Nombres 13.31, Nombres 13.33, Nombres 14.1, Nombres 14.2, Nombres 14.3, Nombres 14.4, Nombres 14.5, Nombres 14.6–7, Nombres 14.8, Nombres 14.8 (#2), Nombres 14.9, Nombres 14.10, Nombres 14.12, Nombres 14.13, Nombres 14.16, Nombres 14.19, Nombres 14.20–21, Nombres 14.22, Nombres 14.23, Nombres 14.24, Nombres 14.25, Nombres 14.29, Nombres 14.30, Nombres 14.31, Nombres 14.34, Nombres 14.36–37, Nombres 14.38, Nombres 14.41–42, Nombres 14.44, Nombres 15.3, Nombres 15.4, Nombres 15.5, Nombres 15.12–13, Nombres 15.15–16, Nombres 15.20, Nombres 15.21, Nombres 15.4, Nombres 15.25–26, Nombres 15.30–31, Nombres 15.35–36, Nombres 15.38, Nombres 15.39, Nombres 15.40, Nombres 15.41, Nombres 16.1, Nombres 16.2, Nombres 16.3, Nombres 16.4, Nombres 16.5, Nombres 16.6–7, Nombres 16.8–9, Nombres 16.10–11, Nombres 16.12–13, Nombres 16.15, Nombres 16.16–17, Nombres 16.19, Nombres 16.20–21, Nombres 16.22, Nombres 16.23–24, Nombres 16.25–26, Nombres 16.27, Nombres 16.28–30, Nombres 16.31–32, Nombres 16.33, Nombres 16.34, Nombres 16.35, Nombres 16.37, Nombres 16.38, Nombres 16.38 (#2), Nombres 16.39–40, Nombres 16.41, Nombres 16.42, Nombres 16.43, Nombres 16.45, Nombres 16.45 (#2), Nombres 16.46, Nombres 16.47–48, Nombres 16.49, Nombres 16.50, Nombres 17.2, Nombres 17.3, Nombres 17.4, Nombres 17.4 (#2), Nombres 17.5, Nombres 17.6, Nombres 17.8, Nombres 17.9, Nombres 17.10, Nombres 17.10 (#2), Nombres 17.12–13, Nombres 18.1, Nombres 18.1 (#2), Nombres 18.2, Nombres 18.3, Nombres 18.3 (#2), Nombres 18.4, Nombres 18.4 (#2), Nombres 18.5, Nombres 18.6, Nombres 18.7, Nombres 18.7 (#2), Nombres 18.8–9, Nombres 18.9, Nombres 18.10, Nombres 18.11, Nombres 18.12–13, Nombres 18.15, Nombres 18.16, Nombres 18.17–18, Nombres 18.19, Nombres 18.20, Nombres 18.21, Nombres 18.22, Nombres 18.27, Nombres 18.28, Nombres 18.32, Nombres 19.2, Nombres 19.3, Nombres 19.4, Nombres 19.5, Nombres 19.6, Nombres 19.7, Nombres 19.8, Nombres 19.9, Nombres 19.9 (#2), Nombres 19.10, Nombres 19.11, Nombres 19.12, Nombres 19.12 (#2), Nombres 19.13, Nombres 19.14, Nombres 19.15, Nombres 19.16, Nombres 19.17, Nombres 19.18, Nombres 19.21, Nombres 19.22, Nombres 20.1, Nombres 20.1 (#2), Nombres 20.2–3, Nombres 20.4, Nombres 20.5, Nombres 20.6, Nombres 20.7–9, Nombres 20.10, Nombres 20.10–11, Nombres 20.12–13, Nombres 20.14–16, Nombres 20.17, Nombres 20.17 (#2), Nombres 20.18, Nombres 20.19, Nombres 20.20–21, Nombres 20.21, Nombres 20.22, Nombres 20.23–24, Nombres 20.25, Nombres 20.26, Nombres 20.27–29, Nombres 21.1, Nombres 21.2–3, Nombres 21.3, Nombres 21.4, Nombres 21.5, Nombres 21.6, Nombres 21.7, Nombres 21.8, Nombres 21.9, Nombres 21.16, Nombres 21.17–18, Nombres 21.21, Nombres 21.22, Nombres 21.23, Nombres 21.24, Nombres 21.31, Nombres 21.32, Nombres 21.33, Nombres 21.34, Nombres 21.35, Nombres 22.1, Nombres 22.2–3, Nombres 22.4, Nombres 22.5–6, Nombres 22.5–6 (#2), Nombres 22.6, Nombres 22.8, Nombres 22.11, Nombres 22.12, Nombres 22.13, Nombres 22.14, Nombres 22.17, Nombres 22.18, Nombres 22.19, Nombres 22.20, Nombres 22.21, Nombres 22.22, Nombres 22.22 (#2), Nombres 22.23, Nombres 22.23 (#2), Nombres 22.24, Nombres 22.25, Nombres 22.27, Nombres 22.28, Nombres 22.29, Nombres 22.31, Nombres 22.32–33, Nombres 22.33, Nombres 22:34, Nombres 22.35, Nombres 22.36, Nombres 22.37, Nombres 22.38, Nombres 22.39–40, Nombres 22.41, Nombres 23.1, Nombres 23.2, Nombres 23.3, Nombres 23.5, Nombres 23.7–8, Nombres 23.9, Nombres 23.10, Nombres 23.10 (#2), Nombres 23.11, Nombres 23.12, Nombres 23.13, Nombres 23.14, Nombres 23.15, Nombres 23.19, Nombres 23.20, Nombres 23.21, Nombres 23.22, Nombres 23.23, Nombres 23.23 (#2), Nombres 23.24, Nombres 23.25, Nombres 23.26, Nombres 23.27, Nombres 23.28, Nombres 23.29–30, Nombres 24.1, Nombres 24.2–3, Nombres 24.4, Nombres 24.5, Nombres 24.6, Nombres 24.7, Nombres 24.7 (#2), Nombres 24.8, Nombres 24.8 (#2), Nombres 24.8 (#3), Nombres 24.9, Nombres 24.10, Nombres 24.11, Nombres 24.13, Nombres 24.13 (#2), Nombres 24.14, Nombres 24.16, Nombres 24.17, Nombres 24.17 (#2), Nombres 24.18, Nombres 24.19, Nombres 24.20, Nombres 24.21–22, Nombres 24.24, Nombres 24.25, Nombres 25.1–2, Nombres 25.4, Nombres 25.6, Nombres 25.7, Nombres 25.8, Nombres 25.8–9, Nombres 25.11, Nombres 25.12, Nombres 25.13, Nombres 25.17–18, Nombres 25.18, Nombres 26.2, Nombres 26.4, Nombres 26.5, Nombres 26.7, Nombres 26.9, Nombres 26.10, Nombres 26.11, Nombres 26.14, Nombres 26.18, Nombres 26.19, Nombres 26.22, Nombres 26.25, Nombres 26.27, Nombres 26.28, Nombres 26.33, Nombres 26.34, Nombres 26.37, Nombres 26.41, Nombres 26.43, Nombres 26.47, Nombres 26.50, Nombres 26.51, Nombres 26.53, Nombres 26.54, Nombres 26.55, Nombres 26.57, Nombres 26.58, Nombres 26.58 (#2), Nombres 26.59, Nombres 26.60, Nombres 26.61, Nombres 26.62, Nombres 26.62 (#2), Nombres 26.63, Nombres 26.64, Nombres 26.65, Nombres 27.3, Nombres 27.4, Nombres 27.8, Nombres 27.9, Nombres 27.12–14, Nombres 27.15–17, Nombres 27.18–19, Nombres 27.20–21, Nombres 27.22–23, Nombres 28.2, Nombres 28.3–4, Nombres 28.5, Nombres 28.7–8, Nombres 28.9–10, Nombres 28.11, Nombres 28.12, Nombres 28.13, Nombres 28.14, Nombres 28.15, Nombres 28.16, Nombres 28.16–17, Nombres 28.18, Nombres 28.19, Nombres 28.20, Nombres 28.21, Nombres 28.22, Nombres 28.25, Nombres 28.26, Nombres 29.1, Nombres 29.2, Nombres 29.3, Nombres 29.4, Nombres 29.6, Nombres 29.7, Nombres 29.8, Nombres 29.9–10, Nombres 29.11, Nombres 29.12, Nombres 29.13, Nombres 29.16, Nombres 29.17, Nombres 29.20–22, Nombres 29.23–25, Nombres 29:26–28, Nombres 29.29–31, Nombres 29.32–34, Nombres 29.35, Nombres 29.36, Nombres 29.37–38, Nombres 29.39, Nombres 29.40, Nombres 30.1–2, Nombres 30.3–4, Nombres 30.5, Nombres 30.6–7, Nombres 30.8, Nombres 30.9, Nombres 30.10, Nombres 30.10–11, Nombres 30.12–13, Nombres 30:13–14, Nombres 30.15, Nombres 31.1–2, Nombres 31.3–5, Nombres 31.6–8, Nombres 31.9, Nombres 31.13–15, Nombres 31.16, Nombres 31.17, Nombres 31.18, Nombres 31.18–19, Nombres 31.19, Nombres 31.19–20, Nombres 31.25–27, Nombres 31.28–29, Nombres 31.30–31, Nombres 31.50–51, Nombres 31.52–54, Nombres 32.1–3, Nombres 32.6, Nombres 32.7, Nombres 32.9, Nombres 32.10–12, Nombres 32.13, Nombres 32.16–17, Nombres 32.20–22, Nombres 32.28–30, Nombres 32.31–32, Nombres 32.33, Nombres 33.3–4, Nombres 33.9, Nombres 33.14, Nombres 33.38–39, Nombres 33.50–52, Nombres 33.53–54, Nombres 33.55–56, Nombres 34.13, Nombres 34.14–15, Nombres 34.16–18, Nombres 34.29, Nombres 35.1–2, Nombres 35.6, Nombres 35.6 (#2), Nombres 35.12, Nombres 35.16–18, Nombres 35.20–21, Nombres 35.25, Nombres 35.26–27, Nombres 35.28, Nombres 35.30, Nombres 35.31–32, Nombres 35.33–34, Nombres 36.1–2, Nombres 36.3, Nombres 36.4, Nombres 36.5–6, Nombres 36.7, Nombres 36.8–9, Nombres 36.10–12</w:t>
       </w:r>
       <w:r>
         <w:rPr>

--- a/fra/docx/04.content.docx
+++ b/fra/docx/04.content.docx
@@ -123,19 +123,6 @@
           <w:lang w:val="fr_FR" w:bidi="fr_FR"/>
         </w:rPr>
         <w:t>NUM</w:t>
-      </w:r>
-      <w:r>
-        <w:rPr>
-          <w:lang w:val="fr_FR" w:bidi="fr_FR"/>
-        </w:rPr>
-      </w:r>
-    </w:p>
-    <w:p>
-      <w:pPr/>
-      <w:r>
-        <w:rPr>
-          <w:lang w:val="fr_FR" w:bidi="fr_FR"/>
-        </w:rPr>
       </w:r>
       <w:r>
         <w:rPr>

--- a/fra/docx/04.content.docx
+++ b/fra/docx/04.content.docx
@@ -19,7 +19,7 @@
         <w:rPr>
           <w:lang w:val="fr_FR" w:bidi="fr_FR"/>
         </w:rPr>
-        <w:t>Resource: Questions de Traduction (unfoldingWord)</w:t>
+        <w:t>Resource: unfoldingWord® Translation Questions</w:t>
       </w:r>
       <w:r>
         <w:rPr>
@@ -85,7 +85,7 @@
         <w:rPr>
           <w:lang w:val="fr_FR" w:bidi="fr_FR"/>
         </w:rPr>
-        <w:t>Questions de Traduction (unfoldingWord)</w:t>
+        <w:t>unfoldingWord® Translation Questions</w:t>
       </w:r>
     </w:p>
     <w:p>
